--- a/reports/Franklin_Guillano_DIAL_ALERT_Final_Report.docx
+++ b/reports/Franklin_Guillano_DIAL_ALERT_Final_Report.docx
@@ -2194,7 +2194,7 @@
                 <w:rFonts w:ascii="Arial" w:hAnsi="Arial" w:eastAsia="Arial"/>
                 <w:sz w:val="17"/>
               </w:rPr>
-              <w:t>Index SBP below 90 mmHg, inadequate later measurements, or follow-up shorter than 120 minutes</w:t>
+              <w:t>Index SBP below 90 mmHg, inadequate later measurements, or last observed dialysis minute below 120</w:t>
             </w:r>
           </w:p>
         </w:tc>
@@ -4872,7 +4872,7 @@
         <w:rPr>
           <w:rFonts w:ascii="Arial" w:hAnsi="Arial" w:eastAsia="Arial"/>
         </w:rPr>
-        <w:t>Embedded L1 logistic regression retained 12 of 24 transformed predictors. This candidate tested whether sparse selection could simplify the model without using test outcomes. PCA was fitted after numeric imputation and standardization; 11 components explained 87.6% of numeric-feature variance, exceeding the prespecified 85% threshold.</w:t>
+        <w:t>Embedded L1 logistic regression retained 12 of 24 transformed predictors. This candidate tested whether sparse selection could simplify the model without using test outcomes. PCA was fitted after numeric imputation and standardization; 11 components explained 87.6% of numeric-feature variance, exceeding the selected 85% threshold from the 85% and 95% search options.</w:t>
       </w:r>
     </w:p>
     <w:p>
@@ -12452,6 +12452,110 @@
         <w:spacing w:after="20"/>
       </w:pPr>
     </w:p>
+    <w:p>
+      <w:r>
+        <w:br w:type="page"/>
+      </w:r>
+    </w:p>
+    <w:p>
+      <w:pPr>
+        <w:pStyle w:val="Heading1"/>
+      </w:pPr>
+      <w:r>
+        <w:t>Evaluation Definitions and Operating Strategies</w:t>
+      </w:r>
+    </w:p>
+    <w:p>
+      <w:pPr>
+        <w:pStyle w:val="Heading2"/>
+      </w:pPr>
+      <w:r>
+        <w:t>Eligibility</w:t>
+      </w:r>
+    </w:p>
+    <w:p>
+      <w:r>
+        <w:t>Eligibility requires at least two distinct later measurement minutes and an observation at or beyond elapsed dialysis minute 120. This is not a requirement for 120 minutes after prediction. The index observation is the earliest valid active-dialysis reading within minutes 0 to 30. Future observation requirements define the retrospective evaluation cohort and cannot be confirmed when a new session first receives a score.</w:t>
+      </w:r>
+    </w:p>
+    <w:p>
+      <w:pPr>
+        <w:pStyle w:val="Heading2"/>
+      </w:pPr>
+      <w:r>
+        <w:t>Model selection</w:t>
+      </w:r>
+    </w:p>
+    <w:p>
+      <w:r>
+        <w:t>The split search considers 100 seeds to balance patient-fold session counts and outcome prevalence, without using model performance. Among eligible candidates, models within 0.01 of the best grouped-CV average precision are ordered by validation Brier score. The dummy baseline and PCA benchmark are excluded from the final selection pool. PCA was evaluated at 85% and 95% variance thresholds; 85% was selected. Calibration and threshold choices use validation patients. The final model uses no additional calibration. Lower raw Brier score does not establish superiority over every alternatively calibrated competitor.</w:t>
+      </w:r>
+    </w:p>
+    <w:p>
+      <w:pPr>
+        <w:pStyle w:val="Heading2"/>
+      </w:pPr>
+      <w:r>
+        <w:t>Operating strategies</w:t>
+      </w:r>
+    </w:p>
+    <w:p>
+      <w:r>
+        <w:t>At the fixed threshold 0.1428558780 (rounded to 0.143), 3,918 of 21,354 test sessions are flagged (18.35%). Sensitivity is 66.1%, precision 30.6%, and false alerts are 12.73 per 100 total sessions. Separately, ranking the highest-risk 20% selects 4,271 sessions, captures 69.1% of events, has precision 29.4%, and produces 14.13 false alerts per 100 sessions. Ranking requires a defined batch and tie rule before local use; retrospective whole-test-set ranking is not an implemented live scheduling rule.</w:t>
+      </w:r>
+    </w:p>
+    <w:p>
+      <w:r>
+        <w:br w:type="page"/>
+      </w:r>
+    </w:p>
+    <w:p>
+      <w:pPr>
+        <w:pStyle w:val="Heading1"/>
+      </w:pPr>
+      <w:r>
+        <w:t>Proposed Pilot Targets and Reproduction Status</w:t>
+      </w:r>
+    </w:p>
+    <w:p>
+      <w:pPr>
+        <w:pStyle w:val="Heading2"/>
+      </w:pPr>
+      <w:r>
+        <w:t>Future feasibility targets</w:t>
+      </w:r>
+    </w:p>
+    <w:p>
+      <w:r>
+        <w:t>The following are proposed feasibility targets drafted after the retrospective study, not original success criteria, observed achievements, or approved clinical standards. Before collecting pilot outcomes, local clinical and operational leads must agree the strategy, sample size, confidence-interval requirements, and stop rules. A proposed fixed-threshold silent evaluation seeks sensitivity at least 65%, at most 20 alerts and 15 false alerts per 100 sessions. Timed simulated reviews seek median active review time at most 2 minutes per alert and total active review time at most 40 minutes per 100 sessions. Median review time alone does not determine total workload. Report uncertainty and all failures. These illustrative targets assess feasibility only and do not establish patient benefit or safety.</w:t>
+      </w:r>
+    </w:p>
+    <w:p>
+      <w:pPr>
+        <w:pStyle w:val="Heading2"/>
+      </w:pPr>
+      <w:r>
+        <w:t>Reproduction status</w:t>
+      </w:r>
+    </w:p>
+    <w:p>
+      <w:r>
+        <w:t>The public release includes the selected predictor, threshold, metrics, and configuration. Candidate models, patient-level split assignments, and source data are regenerated locally. A fresh Python 3.12 environment installed the pinned dependencies and passed saved-model inference and repository tests. Source-data acquisition returned HTTP 403, so complete raw-data-to-training reproduction was not completed in this verification. See docs/reproducibility_record.md for commands and evidence.</w:t>
+      </w:r>
+    </w:p>
+    <w:p>
+      <w:pPr>
+        <w:pStyle w:val="Heading2"/>
+      </w:pPr>
+      <w:r>
+        <w:t>Optional deliverables</w:t>
+      </w:r>
+    </w:p>
+    <w:p>
+      <w:r>
+        <w:t>The published repository supports command-line model inference. A complete Step 8 web-app deployment package is not included in this release. Step 9 demonstrates saved AI-assisted text with source-linked numeric validation and a replay demo. It does not demonstrate live LLM generation. Separately prepared apps or recordings require separate verification before inclusion. Investigator review of the Step 9 narrative remains pending.</w:t>
+      </w:r>
+    </w:p>
     <w:sectPr>
       <w:footerReference w:type="default" r:id="rId9"/>
       <w:pgSz w:w="12240" w:h="15840"/>

--- a/reports/Franklin_Guillano_DIAL_ALERT_Final_Report.docx
+++ b/reports/Franklin_Guillano_DIAL_ALERT_Final_Report.docx
@@ -2194,7 +2194,7 @@
                 <w:rFonts w:ascii="Arial" w:hAnsi="Arial" w:eastAsia="Arial"/>
                 <w:sz w:val="17"/>
               </w:rPr>
-              <w:t>Index SBP below 90 mmHg, inadequate later measurements, or follow-up shorter than 120 minutes</w:t>
+              <w:t>Index SBP below 90 mmHg, inadequate later measurements, or last observed dialysis minute below 120</w:t>
             </w:r>
           </w:p>
         </w:tc>
@@ -3536,7 +3536,7 @@
         <w:rPr>
           <w:rFonts w:ascii="Arial" w:hAnsi="Arial" w:eastAsia="Arial"/>
         </w:rPr>
-        <w:t>The source tables are joined on patient identifier and normalized session date. The earliest valid active-dialysis reading in the first 30 minutes defines the index record. Later readings define outcomes. Sessions require at least two later measurement minutes and observation through minute 120.</w:t>
+        <w:t>The source tables are joined on patient identifier and normalized session date. The earliest valid active-dialysis reading in the first 30 minutes defines the index record. Later readings define outcomes. Sessions require at least two later measurement minutes and an observation at or beyond dialysis minute 120 (not 120 minutes after prediction).</w:t>
       </w:r>
     </w:p>
     <w:tbl>
@@ -10779,7 +10779,7 @@
         <w:rPr>
           <w:rFonts w:ascii="Arial" w:hAnsi="Arial" w:eastAsia="Arial"/>
         </w:rPr>
-        <w:t>The final communication package includes a twelve-slide technical deck for peers and a ten-slide business deck for executives. Both decks state the evidence boundary and recommend validation rather than deployment.</w:t>
+        <w:t>The final communication package includes a sixteen-slide technical deck for peers and an eleven-slide business deck for executives. Both decks state the evidence boundary and recommend validation rather than deployment.</w:t>
       </w:r>
     </w:p>
     <w:p>
@@ -11860,7 +11860,7 @@
         <w:pStyle w:val="Heading1"/>
       </w:pPr>
       <w:r>
-        <w:t>Appendix Rubric Evidence Map</w:t>
+        <w:t>Appendix Project Evidence Map</w:t>
       </w:r>
     </w:p>
     <w:tbl>
@@ -11909,7 +11909,7 @@
                 <w:color w:val="FFFFFF"/>
                 <w:sz w:val="16"/>
               </w:rPr>
-              <w:t>Rubric step</w:t>
+              <w:t>Project step</w:t>
             </w:r>
           </w:p>
         </w:tc>
@@ -12451,6 +12451,184 @@
       <w:pPr>
         <w:spacing w:after="20"/>
       </w:pPr>
+    </w:p>
+    <w:p>
+      <w:r>
+        <w:br w:type="page"/>
+      </w:r>
+    </w:p>
+    <w:p>
+      <w:pPr>
+        <w:pStyle w:val="Heading1"/>
+      </w:pPr>
+      <w:r>
+        <w:t>Submission interpretation and evidence</w:t>
+      </w:r>
+    </w:p>
+    <w:p>
+      <w:pPr>
+        <w:pStyle w:val="Heading2"/>
+      </w:pPr>
+      <w:r>
+        <w:t>Outcome and eligibility</w:t>
+      </w:r>
+    </w:p>
+    <w:p>
+      <w:pPr>
+        <w:spacing w:after="140"/>
+      </w:pPr>
+      <w:r>
+        <w:rPr>
+          <w:sz w:val="20"/>
+        </w:rPr>
+        <w:t>Predict any SBP below 90 mmHg after the earliest valid active-dialysis observation in minutes 0 to 30. Require index SBP at least 90, two distinct later measurement minutes, and last observed dialysis minute at least 120. The last requirement is anchored to dialysis time, not to prediction time. It is a retrospective eligibility criterion; short or interrupted sessions need separate prospective evaluation.</w:t>
+      </w:r>
+    </w:p>
+    <w:p>
+      <w:pPr>
+        <w:pStyle w:val="Heading2"/>
+      </w:pPr>
+      <w:r>
+        <w:t>Distinct operating strategies</w:t>
+      </w:r>
+    </w:p>
+    <w:p>
+      <w:pPr>
+        <w:spacing w:after="140"/>
+      </w:pPr>
+      <w:r>
+        <w:rPr>
+          <w:sz w:val="20"/>
+        </w:rPr>
+        <w:t>The fixed threshold is 0.142855878 (rounded to 0.143), chosen by maximum F2 on a patient-disjoint validation decision subset: test sensitivity 66.1%, precision 30.6%, 18.3 reviews and 12.7 false alerts per 100 sessions. Reviewing the highest-risk 20% instead gives 69.1% recall, 29.4% precision and 14.1 false alerts per 100. A prospective capacity policy must define the comparison batch and tie handling before use.</w:t>
+      </w:r>
+    </w:p>
+    <w:p>
+      <w:pPr>
+        <w:pStyle w:val="Heading2"/>
+      </w:pPr>
+      <w:r>
+        <w:t>Model choice and uncertainty</w:t>
+      </w:r>
+    </w:p>
+    <w:p>
+      <w:pPr>
+        <w:spacing w:after="140"/>
+      </w:pPr>
+      <w:r>
+        <w:rPr>
+          <w:sz w:val="20"/>
+        </w:rPr>
+        <w:t>Random forest was selected from candidates within 0.01 of the best grouped-CV average precision using validation Brier score. No post-hoc calibration was retained. An equally calibrated finalist comparison remains secondary work. The 21,354 test sessions come from only 170 patients. Patient-bootstrap 95% intervals: AP 0.306 to 0.478; ROC AUC 0.821 to 0.876; sensitivity at the fixed threshold 55.0% to 74.5%; recall at 20% capacity 63.2% to 74.4%.</w:t>
+      </w:r>
+    </w:p>
+    <w:p>
+      <w:pPr>
+        <w:pStyle w:val="Heading2"/>
+      </w:pPr>
+      <w:r>
+        <w:t>Proposed future pilot targets</w:t>
+      </w:r>
+    </w:p>
+    <w:p>
+      <w:pPr>
+        <w:spacing w:after="140"/>
+      </w:pPr>
+      <w:r>
+        <w:rPr>
+          <w:sz w:val="20"/>
+        </w:rPr>
+        <w:t>Provisional targets, not demonstrated prospective results: detect at least 65% of later SBP-below-90 events, generate no more than 15 false alerts per 100 eligible sessions, and achieve median review time at most 2 minutes per displayed alert. Prespecify one operating policy, denominators, uncertainty and safety stopping rules with the local team before evaluation.</w:t>
+      </w:r>
+    </w:p>
+    <w:p>
+      <w:r>
+        <w:br w:type="page"/>
+      </w:r>
+    </w:p>
+    <w:p>
+      <w:pPr>
+        <w:pStyle w:val="Heading1"/>
+      </w:pPr>
+      <w:r>
+        <w:t>Demonstration status and further research</w:t>
+      </w:r>
+    </w:p>
+    <w:p>
+      <w:pPr>
+        <w:pStyle w:val="Heading2"/>
+      </w:pPr>
+      <w:r>
+        <w:t>Optional deployment evidence</w:t>
+      </w:r>
+    </w:p>
+    <w:p>
+      <w:pPr>
+        <w:spacing w:after="140"/>
+      </w:pPr>
+      <w:r>
+        <w:rPr>
+          <w:sz w:val="20"/>
+        </w:rPr>
+        <w:t>Step 8 includes a local Flask app, a synthetic request, a recorded HTTP demo and instructions. The app and command-line route apply the same prior-session-count transformation. This is a local inference demonstration; no clinical or cloud deployment is established. Step 9 demonstrates saved AI-draft replay with numeric checks. Its published media does not demonstrate live LLM generation.</w:t>
+      </w:r>
+    </w:p>
+    <w:p>
+      <w:pPr>
+        <w:pStyle w:val="Heading2"/>
+      </w:pPr>
+      <w:r>
+        <w:t>Reproducibility status</w:t>
+      </w:r>
+    </w:p>
+    <w:p>
+      <w:pPr>
+        <w:spacing w:after="140"/>
+      </w:pPr>
+      <w:r>
+        <w:rPr>
+          <w:sz w:val="20"/>
+        </w:rPr>
+        <w:t>A new Python 3.12 environment was created on 18 September 2026. Source acquisition returned HTTP 403; end-to-end data-to-training reproduction therefore remains blocked. Included-model inference and application checks are recorded separately in docs/REPRODUCIBILITY_RECORD.md. Those checks do not verify the original training results.</w:t>
+      </w:r>
+    </w:p>
+    <w:p>
+      <w:pPr>
+        <w:pStyle w:val="Heading2"/>
+      </w:pPr>
+      <w:r>
+        <w:t>Secondary analyses awaiting execution</w:t>
+      </w:r>
+    </w:p>
+    <w:p>
+      <w:pPr>
+        <w:spacing w:after="140"/>
+      </w:pPr>
+      <w:r>
+        <w:rPr>
+          <w:sz w:val="20"/>
+        </w:rPr>
+        <w:t>Measure index-to-first-event warning time; compare a baseline-SBP plus prior-hypotension model; assess history ablation and first-observed sessions; compare both finalists with identical calibration splits and methods; and examine extreme UF/fluid-excess values and short-session exclusion. Prespecify analyses on development data, report them as exploratory, and do not replace the locked model based on repeated test-set comparisons.</w:t>
+      </w:r>
+    </w:p>
+    <w:p>
+      <w:pPr>
+        <w:pStyle w:val="Heading2"/>
+      </w:pPr>
+      <w:r>
+        <w:t>Future validation sequence</w:t>
+      </w:r>
+    </w:p>
+    <w:p>
+      <w:pPr>
+        <w:spacing w:after="140"/>
+      </w:pPr>
+      <w:r>
+        <w:rPr>
+          <w:sz w:val="20"/>
+        </w:rPr>
+        <w:t>Validate the locked model at another center or in a later period, confirm exploratory fairness mitigation on fresh patients, then run silent predictions. Only after data quality and safety gates pass should supervised clinician review assess workload, actions, unintended effects, outcomes and costs. A 90-day schedule is illustrative and cannot establish clinical or financial benefit by itself.</w:t>
+      </w:r>
     </w:p>
     <w:sectPr>
       <w:footerReference w:type="default" r:id="rId9"/>

--- a/reports/Franklin_Guillano_DIAL_ALERT_Final_Report.docx
+++ b/reports/Franklin_Guillano_DIAL_ALERT_Final_Report.docx
@@ -12589,7 +12589,7 @@
         <w:rPr>
           <w:sz w:val="20"/>
         </w:rPr>
-        <w:t>A new Python 3.12 environment was created on 18 September 2026. Source acquisition returned HTTP 403; end-to-end data-to-training reproduction therefore remains blocked. Included-model inference and application checks are recorded separately in docs/REPRODUCIBILITY_RECORD.md. Those checks do not verify the original training results.</w:t>
+        <w:t>A fresh end-to-end reproduction was successfully completed using Python 3.12 on 20 September 2026. The HEMOBP Version 3 source files were downloaded and checksum-verified, the session-level analytical dataset was rebuilt from the raw data, models were retrained and evaluated, EDA and fairness outputs were regenerated, and the automated test suite completed with 15 passed, 0 failed, and 0 skipped. The fresh run was numerically consistent with the locked reference results rather than byte-for-byte identical. Full details and numerical comparisons are recorded in docs/REPRODUCIBILITY_RECORD.md.</w:t>
       </w:r>
     </w:p>
     <w:p>
